--- a/сети/2.6.docx
+++ b/сети/2.6.docx
@@ -3,43 +3,296 @@
 <w:document xmlns:wpc="http://schemas.microsoft.com/office/word/2010/wordprocessingCanvas" xmlns:cx="http://schemas.microsoft.com/office/drawing/2014/chartex" xmlns:cx1="http://schemas.microsoft.com/office/drawing/2015/9/8/chartex" xmlns:cx2="http://schemas.microsoft.com/office/drawing/2015/10/21/chartex" xmlns:cx3="http://schemas.microsoft.com/office/drawing/2016/5/9/chartex" xmlns:cx4="http://schemas.microsoft.com/office/drawing/2016/5/10/chartex" xmlns:cx5="http://schemas.microsoft.com/office/drawing/2016/5/11/chartex" xmlns:cx6="http://schemas.microsoft.com/office/drawing/2016/5/12/chartex" xmlns:cx7="http://schemas.microsoft.com/office/drawing/2016/5/13/chartex" xmlns:cx8="http://schemas.microsoft.com/office/drawing/2016/5/14/chartex" xmlns:mc="http://schemas.openxmlformats.org/markup-compatibility/2006" xmlns:aink="http://schemas.microsoft.com/office/drawing/2016/ink" xmlns:am3d="http://schemas.microsoft.com/office/drawing/2017/model3d" xmlns:o="urn:schemas-microsoft-com:office:office" xmlns:oel="http://schemas.microsoft.com/office/2019/extlst" xmlns:r="http://schemas.openxmlformats.org/officeDocument/2006/relationships" xmlns:m="http://schemas.openxmlformats.org/officeDocument/2006/math" xmlns:v="urn:schemas-microsoft-com:vml" xmlns:wp14="http://schemas.microsoft.com/office/word/2010/wordprocessingDrawing" xmlns:wp="http://schemas.openxmlformats.org/drawingml/2006/wordprocessingDrawing" xmlns:w10="urn:schemas-microsoft-com:office:word" xmlns:w="http://schemas.openxmlformats.org/wordprocessingml/2006/main" xmlns:w14="http://schemas.microsoft.com/office/word/2010/wordml" xmlns:w15="http://schemas.microsoft.com/office/word/2012/wordml" xmlns:w16cex="http://schemas.microsoft.com/office/word/2018/wordml/cex" xmlns:w16cid="http://schemas.microsoft.com/office/word/2016/wordml/cid" xmlns:w16="http://schemas.microsoft.com/office/word/2018/wordml" xmlns:w16du="http://schemas.microsoft.com/office/word/2023/wordml/word16du" xmlns:w16sdtdh="http://schemas.microsoft.com/office/word/2020/wordml/sdtdatahash" xmlns:w16sdtfl="http://schemas.microsoft.com/office/word/2024/wordml/sdtformatlock" xmlns:w16se="http://schemas.microsoft.com/office/word/2015/wordml/symex" xmlns:wpg="http://schemas.microsoft.com/office/word/2010/wordprocessingGroup" xmlns:wpi="http://schemas.microsoft.com/office/word/2010/wordprocessingInk" xmlns:wne="http://schemas.microsoft.com/office/word/2006/wordml" xmlns:wps="http://schemas.microsoft.com/office/word/2010/wordprocessingShape" mc:Ignorable="w14 w15 w16se w16cid w16 w16cex w16sdtdh w16sdtfl w16du wp14">
   <w:body>
     <w:p>
-      <w:r>
+      <w:pPr>
+        <w:jc w:val="center"/>
+      </w:pPr>
+      <w:r>
+        <w:t>Федеральное государственное бюджетное образовательное учреждение высшего</w:t>
+      </w:r>
+    </w:p>
+    <w:p>
+      <w:pPr>
+        <w:jc w:val="center"/>
+      </w:pPr>
+      <w:r>
+        <w:t>образования</w:t>
+      </w:r>
+    </w:p>
+    <w:p>
+      <w:pPr>
+        <w:jc w:val="center"/>
+      </w:pPr>
+      <w:r>
+        <w:t>«Чувашский государственный университет им. И.Н. Ульянова»</w:t>
+      </w:r>
+    </w:p>
+    <w:p>
+      <w:pPr>
+        <w:jc w:val="center"/>
+      </w:pPr>
+      <w:r>
+        <w:t>Кафедра вычислительной техники</w:t>
+      </w:r>
+    </w:p>
+    <w:p>
+      <w:r>
+        <w:t xml:space="preserve"> </w:t>
+      </w:r>
+    </w:p>
+    <w:p>
+      <w:r>
+        <w:t xml:space="preserve"> </w:t>
+      </w:r>
+    </w:p>
+    <w:p>
+      <w:r>
+        <w:t xml:space="preserve"> </w:t>
+      </w:r>
+    </w:p>
+    <w:p>
+      <w:r>
+        <w:t xml:space="preserve"> </w:t>
+      </w:r>
+    </w:p>
+    <w:p>
+      <w:r>
+        <w:t xml:space="preserve"> </w:t>
+      </w:r>
+    </w:p>
+    <w:p>
+      <w:r>
+        <w:t xml:space="preserve"> </w:t>
+      </w:r>
+    </w:p>
+    <w:p>
+      <w:r>
+        <w:t xml:space="preserve"> </w:t>
+      </w:r>
+    </w:p>
+    <w:p>
+      <w:r>
+        <w:t xml:space="preserve"> </w:t>
+      </w:r>
+    </w:p>
+    <w:p>
+      <w:r>
+        <w:t xml:space="preserve"> </w:t>
+      </w:r>
+    </w:p>
+    <w:p>
+      <w:pPr>
+        <w:rPr>
+          <w:sz w:val="28"/>
+          <w:szCs w:val="28"/>
+        </w:rPr>
+      </w:pPr>
+      <w:r>
+        <w:t xml:space="preserve"> </w:t>
+      </w:r>
+    </w:p>
+    <w:p>
+      <w:pPr>
+        <w:jc w:val="center"/>
+        <w:rPr>
+          <w:sz w:val="28"/>
+          <w:szCs w:val="28"/>
+        </w:rPr>
+      </w:pPr>
+      <w:r>
+        <w:rPr>
+          <w:sz w:val="28"/>
+          <w:szCs w:val="28"/>
+        </w:rPr>
+        <w:t>Лабораторная работа №</w:t>
+      </w:r>
+      <w:r>
+        <w:rPr>
+          <w:sz w:val="28"/>
+          <w:szCs w:val="28"/>
+        </w:rPr>
+        <w:t>14</w:t>
+      </w:r>
+    </w:p>
+    <w:p>
+      <w:pPr>
+        <w:jc w:val="center"/>
+      </w:pPr>
+      <w:r>
+        <w:rPr>
+          <w:rFonts w:ascii="Arial" w:hAnsi="Arial" w:cs="Arial"/>
+          <w:b/>
+          <w:bCs/>
+          <w:color w:val="45423D"/>
+          <w:sz w:val="28"/>
+          <w:szCs w:val="28"/>
+          <w:shd w:val="clear" w:color="auto" w:fill="FFFFFF"/>
+        </w:rPr>
+        <w:t>Удаленный доступ.</w:t>
+      </w:r>
+    </w:p>
+    <w:p>
+      <w:r>
+        <w:t xml:space="preserve"> </w:t>
+      </w:r>
+    </w:p>
+    <w:p/>
+    <w:p/>
+    <w:p>
+      <w:pPr>
+        <w:jc w:val="right"/>
+      </w:pPr>
+    </w:p>
+    <w:p>
+      <w:pPr>
+        <w:jc w:val="right"/>
+      </w:pPr>
+    </w:p>
+    <w:p>
+      <w:pPr>
+        <w:jc w:val="right"/>
+      </w:pPr>
+    </w:p>
+    <w:p>
+      <w:pPr>
+        <w:jc w:val="right"/>
+      </w:pPr>
+      <w:r>
+        <w:t xml:space="preserve"> </w:t>
+      </w:r>
+    </w:p>
+    <w:p>
+      <w:pPr>
+        <w:jc w:val="right"/>
+      </w:pPr>
+      <w:r>
+        <w:t xml:space="preserve"> </w:t>
+      </w:r>
+    </w:p>
+    <w:p>
+      <w:pPr>
+        <w:jc w:val="right"/>
+      </w:pPr>
+      <w:r>
+        <w:t>Выполнил: Иванов В.С.</w:t>
+      </w:r>
+    </w:p>
+    <w:p>
+      <w:pPr>
+        <w:jc w:val="right"/>
+      </w:pPr>
+      <w:r>
+        <w:t xml:space="preserve">студент группы ИВТ-41-22 </w:t>
+      </w:r>
+    </w:p>
+    <w:p>
+      <w:pPr>
+        <w:jc w:val="right"/>
+      </w:pPr>
+      <w:r>
+        <w:t xml:space="preserve">Проверил: </w:t>
+      </w:r>
+      <w:proofErr w:type="spellStart"/>
+      <w:r>
+        <w:t>Путевская</w:t>
+      </w:r>
+      <w:proofErr w:type="spellEnd"/>
+      <w:r>
+        <w:t xml:space="preserve"> Ирина Валерьевна</w:t>
+      </w:r>
+    </w:p>
+    <w:p>
+      <w:pPr>
+        <w:jc w:val="center"/>
+      </w:pPr>
+      <w:r>
+        <w:t>Чебоксары, 2025</w:t>
+      </w:r>
+    </w:p>
+    <w:p/>
+    <w:p/>
+    <w:p/>
+    <w:p/>
+    <w:p>
+      <w:r>
+        <w:lastRenderedPageBreak/>
         <w:t xml:space="preserve">Установим </w:t>
       </w:r>
       <w:r>
         <w:rPr>
           <w:lang w:val="en-US"/>
         </w:rPr>
-        <w:t>ssh-</w:t>
-      </w:r>
+        <w:t>ssh</w:t>
+      </w:r>
+      <w:r>
+        <w:t>-</w:t>
+      </w:r>
+      <w:proofErr w:type="spellStart"/>
       <w:r>
         <w:t>севрер</w:t>
       </w:r>
-    </w:p>
-    <w:p>
-      <w:pPr>
-        <w:rPr>
-          <w:lang w:val="en-US"/>
-        </w:rPr>
-      </w:pPr>
-      <w:r>
-        <w:rPr>
-          <w:lang w:val="en-US"/>
-        </w:rPr>
-        <w:t>sudo apt update</w:t>
-      </w:r>
-    </w:p>
-    <w:p>
-      <w:pPr>
-        <w:rPr>
-          <w:lang w:val="en-US"/>
-        </w:rPr>
-      </w:pPr>
-      <w:r>
-        <w:rPr>
-          <w:lang w:val="en-US"/>
-        </w:rPr>
-        <w:t>sudo apt install openssh-server</w:t>
+      <w:proofErr w:type="spellEnd"/>
+    </w:p>
+    <w:p>
+      <w:proofErr w:type="spellStart"/>
+      <w:r>
+        <w:rPr>
+          <w:lang w:val="en-US"/>
+        </w:rPr>
+        <w:t>sudo</w:t>
+      </w:r>
+      <w:proofErr w:type="spellEnd"/>
+      <w:r>
+        <w:t xml:space="preserve"> </w:t>
+      </w:r>
+      <w:r>
+        <w:rPr>
+          <w:lang w:val="en-US"/>
+        </w:rPr>
+        <w:t>apt</w:t>
+      </w:r>
+      <w:r>
+        <w:t xml:space="preserve"> </w:t>
+      </w:r>
+      <w:r>
+        <w:rPr>
+          <w:lang w:val="en-US"/>
+        </w:rPr>
+        <w:t>update</w:t>
+      </w:r>
+    </w:p>
+    <w:p>
+      <w:pPr>
+        <w:rPr>
+          <w:lang w:val="en-US"/>
+        </w:rPr>
+      </w:pPr>
+      <w:proofErr w:type="spellStart"/>
+      <w:r>
+        <w:rPr>
+          <w:lang w:val="en-US"/>
+        </w:rPr>
+        <w:t>sudo</w:t>
+      </w:r>
+      <w:proofErr w:type="spellEnd"/>
+      <w:r>
+        <w:rPr>
+          <w:lang w:val="en-US"/>
+        </w:rPr>
+        <w:t xml:space="preserve"> apt install </w:t>
+      </w:r>
+      <w:proofErr w:type="spellStart"/>
+      <w:r>
+        <w:rPr>
+          <w:lang w:val="en-US"/>
+        </w:rPr>
+        <w:t>openssh</w:t>
+      </w:r>
+      <w:proofErr w:type="spellEnd"/>
+      <w:r>
+        <w:rPr>
+          <w:lang w:val="en-US"/>
+        </w:rPr>
+        <w:t>-server</w:t>
       </w:r>
     </w:p>
     <w:p>
@@ -62,39 +315,89 @@
       </w:r>
     </w:p>
     <w:p>
-      <w:r>
-        <w:t>sudo systemctl enable ssh</w:t>
-      </w:r>
-    </w:p>
-    <w:p>
-      <w:r>
-        <w:t xml:space="preserve">Настрои конфиг, раскомментируем </w:t>
-      </w:r>
-    </w:p>
-    <w:p>
-      <w:pPr>
-        <w:rPr>
-          <w:lang w:val="en-US"/>
-        </w:rPr>
-      </w:pPr>
-      <w:r>
-        <w:rPr>
-          <w:lang w:val="en-US"/>
-        </w:rPr>
-        <w:t>PermitRootLogin no</w:t>
-      </w:r>
-    </w:p>
-    <w:p>
-      <w:pPr>
-        <w:rPr>
-          <w:lang w:val="en-US"/>
-        </w:rPr>
-      </w:pPr>
-      <w:r>
-        <w:rPr>
-          <w:lang w:val="en-US"/>
-        </w:rPr>
-        <w:t>PasswordAuthentication no</w:t>
+      <w:proofErr w:type="spellStart"/>
+      <w:r>
+        <w:t>sudo</w:t>
+      </w:r>
+      <w:proofErr w:type="spellEnd"/>
+      <w:r>
+        <w:t xml:space="preserve"> </w:t>
+      </w:r>
+      <w:proofErr w:type="spellStart"/>
+      <w:r>
+        <w:t>systemctl</w:t>
+      </w:r>
+      <w:proofErr w:type="spellEnd"/>
+      <w:r>
+        <w:t xml:space="preserve"> </w:t>
+      </w:r>
+      <w:proofErr w:type="spellStart"/>
+      <w:r>
+        <w:t>enable</w:t>
+      </w:r>
+      <w:proofErr w:type="spellEnd"/>
+      <w:r>
+        <w:t xml:space="preserve"> </w:t>
+      </w:r>
+      <w:proofErr w:type="spellStart"/>
+      <w:r>
+        <w:t>ssh</w:t>
+      </w:r>
+      <w:proofErr w:type="spellEnd"/>
+    </w:p>
+    <w:p>
+      <w:r>
+        <w:t xml:space="preserve">Настрои конфиг, </w:t>
+      </w:r>
+      <w:proofErr w:type="spellStart"/>
+      <w:r>
+        <w:t>раскомментируем</w:t>
+      </w:r>
+      <w:proofErr w:type="spellEnd"/>
+      <w:r>
+        <w:t xml:space="preserve"> </w:t>
+      </w:r>
+    </w:p>
+    <w:p>
+      <w:pPr>
+        <w:rPr>
+          <w:lang w:val="en-US"/>
+        </w:rPr>
+      </w:pPr>
+      <w:proofErr w:type="spellStart"/>
+      <w:r>
+        <w:rPr>
+          <w:lang w:val="en-US"/>
+        </w:rPr>
+        <w:t>PermitRootLogin</w:t>
+      </w:r>
+      <w:proofErr w:type="spellEnd"/>
+      <w:r>
+        <w:rPr>
+          <w:lang w:val="en-US"/>
+        </w:rPr>
+        <w:t xml:space="preserve"> no</w:t>
+      </w:r>
+    </w:p>
+    <w:p>
+      <w:pPr>
+        <w:rPr>
+          <w:lang w:val="en-US"/>
+        </w:rPr>
+      </w:pPr>
+      <w:proofErr w:type="spellStart"/>
+      <w:r>
+        <w:rPr>
+          <w:lang w:val="en-US"/>
+        </w:rPr>
+        <w:t>PasswordAuthentication</w:t>
+      </w:r>
+      <w:proofErr w:type="spellEnd"/>
+      <w:r>
+        <w:rPr>
+          <w:lang w:val="en-US"/>
+        </w:rPr>
+        <w:t xml:space="preserve"> no</w:t>
       </w:r>
     </w:p>
     <w:p>
@@ -135,11 +438,33 @@
           <w:lang w:val="en-US"/>
         </w:rPr>
       </w:pPr>
-      <w:r>
-        <w:rPr>
-          <w:lang w:val="en-US"/>
-        </w:rPr>
-        <w:t>sudo systemctl restart ssh</w:t>
+      <w:proofErr w:type="spellStart"/>
+      <w:r>
+        <w:rPr>
+          <w:lang w:val="en-US"/>
+        </w:rPr>
+        <w:t>sudo</w:t>
+      </w:r>
+      <w:proofErr w:type="spellEnd"/>
+      <w:r>
+        <w:rPr>
+          <w:lang w:val="en-US"/>
+        </w:rPr>
+        <w:t xml:space="preserve"> </w:t>
+      </w:r>
+      <w:proofErr w:type="spellStart"/>
+      <w:r>
+        <w:rPr>
+          <w:lang w:val="en-US"/>
+        </w:rPr>
+        <w:t>systemctl</w:t>
+      </w:r>
+      <w:proofErr w:type="spellEnd"/>
+      <w:r>
+        <w:rPr>
+          <w:lang w:val="en-US"/>
+        </w:rPr>
+        <w:t xml:space="preserve"> restart ssh</w:t>
       </w:r>
     </w:p>
     <w:p>
@@ -336,7 +661,35 @@
         <w:rPr>
           <w:lang w:val="en-US"/>
         </w:rPr>
-        <w:t>Add-WindowsCapability -Online -Name OpenSSH.Client~~~~0.0.1.0</w:t>
+        <w:t>Add-</w:t>
+      </w:r>
+      <w:proofErr w:type="spellStart"/>
+      <w:r>
+        <w:rPr>
+          <w:lang w:val="en-US"/>
+        </w:rPr>
+        <w:t>WindowsCapability</w:t>
+      </w:r>
+      <w:proofErr w:type="spellEnd"/>
+      <w:r>
+        <w:rPr>
+          <w:lang w:val="en-US"/>
+        </w:rPr>
+        <w:t xml:space="preserve"> -Online -Name </w:t>
+      </w:r>
+      <w:proofErr w:type="spellStart"/>
+      <w:r>
+        <w:rPr>
+          <w:lang w:val="en-US"/>
+        </w:rPr>
+        <w:t>OpenSSH.Client</w:t>
+      </w:r>
+      <w:proofErr w:type="spellEnd"/>
+      <w:r>
+        <w:rPr>
+          <w:lang w:val="en-US"/>
+        </w:rPr>
+        <w:t>~~~~0.0.1.0</w:t>
       </w:r>
     </w:p>
     <w:p>
@@ -466,6 +819,9 @@
     </w:p>
     <w:p>
       <w:r>
+        <w:rPr>
+          <w:noProof/>
+        </w:rPr>
         <w:drawing>
           <wp:inline distT="0" distB="0" distL="0" distR="0" wp14:anchorId="2CF6EF15" wp14:editId="183EB626">
             <wp:extent cx="2324301" cy="205758"/>
@@ -512,15 +868,20 @@
       <w:r>
         <w:t xml:space="preserve">Запустим команду </w:t>
       </w:r>
+      <w:proofErr w:type="spellStart"/>
       <w:r>
         <w:rPr>
           <w:lang w:val="en-US"/>
         </w:rPr>
         <w:t>xclock</w:t>
       </w:r>
-    </w:p>
-    <w:p>
-      <w:r>
+      <w:proofErr w:type="spellEnd"/>
+    </w:p>
+    <w:p>
+      <w:r>
+        <w:rPr>
+          <w:noProof/>
+        </w:rPr>
         <w:lastRenderedPageBreak/>
         <w:drawing>
           <wp:inline distT="0" distB="0" distL="0" distR="0" wp14:anchorId="5224EB97" wp14:editId="03159438">
@@ -560,11 +921,6 @@
       </w:r>
     </w:p>
     <w:p>
-      <w:pPr>
-        <w:rPr>
-          <w:lang w:val="en-US"/>
-        </w:rPr>
-      </w:pPr>
       <w:r>
         <w:t>Сделаем локальный проброс</w:t>
       </w:r>
@@ -577,6 +933,7 @@
     <w:p>
       <w:r>
         <w:rPr>
+          <w:noProof/>
           <w:lang w:val="en-US"/>
         </w:rPr>
         <w:drawing>
@@ -629,6 +986,7 @@
       </w:pPr>
       <w:r>
         <w:rPr>
+          <w:noProof/>
           <w:lang w:val="en-US"/>
         </w:rPr>
         <w:drawing>
@@ -669,13 +1027,9 @@
       </w:r>
     </w:p>
     <w:p>
-      <w:pPr>
-        <w:rPr>
-          <w:lang w:val="en-US"/>
-        </w:rPr>
-      </w:pPr>
-      <w:r>
-        <w:rPr>
+      <w:r>
+        <w:rPr>
+          <w:noProof/>
           <w:lang w:val="en-US"/>
         </w:rPr>
         <w:lastRenderedPageBreak/>
